--- a/Fonte_Sigilosa/대본/7부/14화_Renata_e_Tiago.docx
+++ b/Fonte_Sigilosa/대본/7부/14화_Renata_e_Tiago.docx
@@ -6625,7 +6625,7 @@
           <w:color w:val="1A1A1A"/>
           <w:sz w:val="22"/>
         </w:rPr>
-        <w:t xml:space="preserve">   Puxou os dois. Espera. É o Arruda. Mensagem da perícia.</w:t>
+        <w:t xml:space="preserve">   Puxou os dois. Espera. É a Arruda. Mensagem da perícia.</w:t>
       </w:r>
     </w:p>
     <w:p>
@@ -6715,7 +6715,7 @@
           <w:color w:val="1A1A1A"/>
           <w:sz w:val="22"/>
         </w:rPr>
-        <w:t xml:space="preserve">   Só o índice. A lista de pastas. Ele mandou uma foto da tela.</w:t>
+        <w:t xml:space="preserve">   Só o índice. A lista de pastas. Ela mandou uma foto da tela.</w:t>
       </w:r>
     </w:p>
     <w:p>
